--- a/02_Reports/week7_progress_report.docx
+++ b/02_Reports/week7_progress_report.docx
@@ -141,6 +141,12 @@
     <w:p>
       <w:pPr>
         <w:spacing w:after="160" w:line="276" w:lineRule="auto"/>
+        <w:rPr>
+          <w:rFonts w:ascii="Calibri" w:eastAsia="Calibri" w:hAnsi="Calibri" w:cs="Calibri"/>
+          <w:sz w:val="22"/>
+          <w:szCs w:val="22"/>
+          <w:lang w:val="en-US"/>
+        </w:rPr>
       </w:pPr>
       <w:r>
         <w:rPr>
@@ -153,23 +159,148 @@
     </w:p>
     <w:p>
       <w:pPr>
-        <w:pBdr>
-          <w:top w:val="single" w:sz="6" w:space="0" w:color="999999"/>
-          <w:left w:val="single" w:sz="6" w:space="0" w:color="999999"/>
-          <w:bottom w:val="single" w:sz="6" w:space="0" w:color="999999"/>
-          <w:right w:val="single" w:sz="6" w:space="0" w:color="999999"/>
-        </w:pBdr>
-        <w:shd w:val="clear" w:color="auto" w:fill="F2F2F2"/>
-        <w:spacing w:before="120" w:after="200" w:line="276" w:lineRule="auto"/>
-      </w:pPr>
-      <w:r>
-        <w:rPr>
-          <w:rFonts w:ascii="Calibri" w:eastAsia="Calibri" w:hAnsi="Calibri" w:cs="Calibri"/>
-          <w:i/>
-          <w:iCs/>
-          <w:color w:val="555555"/>
-        </w:rPr>
-        <w:t>[ Insert Screenshot: terminal output of compute_reliability_statistics.py ]</w:t>
+        <w:spacing w:after="160" w:line="276" w:lineRule="auto"/>
+        <w:rPr>
+          <w:lang w:val="en-US"/>
+        </w:rPr>
+      </w:pPr>
+      <w:r>
+        <w:rPr>
+          <w:noProof/>
+        </w:rPr>
+        <w:lastRenderedPageBreak/>
+        <w:drawing>
+          <wp:inline distT="0" distB="0" distL="0" distR="0" wp14:anchorId="6BEFA502" wp14:editId="2AC703C4">
+            <wp:extent cx="6400800" cy="3600450"/>
+            <wp:effectExtent l="0" t="0" r="0" b="0"/>
+            <wp:docPr id="1178002197" name="Picture 1"/>
+            <wp:cNvGraphicFramePr>
+              <a:graphicFrameLocks xmlns:a="http://schemas.openxmlformats.org/drawingml/2006/main" noChangeAspect="1"/>
+            </wp:cNvGraphicFramePr>
+            <a:graphic xmlns:a="http://schemas.openxmlformats.org/drawingml/2006/main">
+              <a:graphicData uri="http://schemas.openxmlformats.org/drawingml/2006/picture">
+                <pic:pic xmlns:pic="http://schemas.openxmlformats.org/drawingml/2006/picture">
+                  <pic:nvPicPr>
+                    <pic:cNvPr id="1178002197" name=""/>
+                    <pic:cNvPicPr/>
+                  </pic:nvPicPr>
+                  <pic:blipFill>
+                    <a:blip r:embed="rId5"/>
+                    <a:stretch>
+                      <a:fillRect/>
+                    </a:stretch>
+                  </pic:blipFill>
+                  <pic:spPr>
+                    <a:xfrm>
+                      <a:off x="0" y="0"/>
+                      <a:ext cx="6400800" cy="3600450"/>
+                    </a:xfrm>
+                    <a:prstGeom prst="rect">
+                      <a:avLst/>
+                    </a:prstGeom>
+                  </pic:spPr>
+                </pic:pic>
+              </a:graphicData>
+            </a:graphic>
+          </wp:inline>
+        </w:drawing>
+      </w:r>
+    </w:p>
+    <w:p>
+      <w:pPr>
+        <w:spacing w:after="160" w:line="276" w:lineRule="auto"/>
+        <w:rPr>
+          <w:lang w:val="en-US"/>
+        </w:rPr>
+      </w:pPr>
+      <w:r>
+        <w:rPr>
+          <w:noProof/>
+        </w:rPr>
+        <w:drawing>
+          <wp:inline distT="0" distB="0" distL="0" distR="0" wp14:anchorId="556FE3DD" wp14:editId="718B7563">
+            <wp:extent cx="6400800" cy="3600450"/>
+            <wp:effectExtent l="0" t="0" r="0" b="0"/>
+            <wp:docPr id="1073549644" name="Picture 1"/>
+            <wp:cNvGraphicFramePr>
+              <a:graphicFrameLocks xmlns:a="http://schemas.openxmlformats.org/drawingml/2006/main" noChangeAspect="1"/>
+            </wp:cNvGraphicFramePr>
+            <a:graphic xmlns:a="http://schemas.openxmlformats.org/drawingml/2006/main">
+              <a:graphicData uri="http://schemas.openxmlformats.org/drawingml/2006/picture">
+                <pic:pic xmlns:pic="http://schemas.openxmlformats.org/drawingml/2006/picture">
+                  <pic:nvPicPr>
+                    <pic:cNvPr id="1073549644" name=""/>
+                    <pic:cNvPicPr/>
+                  </pic:nvPicPr>
+                  <pic:blipFill>
+                    <a:blip r:embed="rId6"/>
+                    <a:stretch>
+                      <a:fillRect/>
+                    </a:stretch>
+                  </pic:blipFill>
+                  <pic:spPr>
+                    <a:xfrm>
+                      <a:off x="0" y="0"/>
+                      <a:ext cx="6400800" cy="3600450"/>
+                    </a:xfrm>
+                    <a:prstGeom prst="rect">
+                      <a:avLst/>
+                    </a:prstGeom>
+                  </pic:spPr>
+                </pic:pic>
+              </a:graphicData>
+            </a:graphic>
+          </wp:inline>
+        </w:drawing>
+      </w:r>
+    </w:p>
+    <w:p>
+      <w:pPr>
+        <w:spacing w:after="160" w:line="276" w:lineRule="auto"/>
+        <w:rPr>
+          <w:lang w:val="en-US"/>
+        </w:rPr>
+      </w:pPr>
+      <w:r>
+        <w:rPr>
+          <w:noProof/>
+        </w:rPr>
+        <w:lastRenderedPageBreak/>
+        <w:drawing>
+          <wp:inline distT="0" distB="0" distL="0" distR="0" wp14:anchorId="288725C5" wp14:editId="21E10631">
+            <wp:extent cx="6400800" cy="3133725"/>
+            <wp:effectExtent l="0" t="0" r="0" b="9525"/>
+            <wp:docPr id="1139705561" name="Picture 1"/>
+            <wp:cNvGraphicFramePr>
+              <a:graphicFrameLocks xmlns:a="http://schemas.openxmlformats.org/drawingml/2006/main" noChangeAspect="1"/>
+            </wp:cNvGraphicFramePr>
+            <a:graphic xmlns:a="http://schemas.openxmlformats.org/drawingml/2006/main">
+              <a:graphicData uri="http://schemas.openxmlformats.org/drawingml/2006/picture">
+                <pic:pic xmlns:pic="http://schemas.openxmlformats.org/drawingml/2006/picture">
+                  <pic:nvPicPr>
+                    <pic:cNvPr id="1139705561" name=""/>
+                    <pic:cNvPicPr/>
+                  </pic:nvPicPr>
+                  <pic:blipFill>
+                    <a:blip r:embed="rId7"/>
+                    <a:stretch>
+                      <a:fillRect/>
+                    </a:stretch>
+                  </pic:blipFill>
+                  <pic:spPr>
+                    <a:xfrm>
+                      <a:off x="0" y="0"/>
+                      <a:ext cx="6401460" cy="3134048"/>
+                    </a:xfrm>
+                    <a:prstGeom prst="rect">
+                      <a:avLst/>
+                    </a:prstGeom>
+                  </pic:spPr>
+                </pic:pic>
+              </a:graphicData>
+            </a:graphic>
+          </wp:inline>
+        </w:drawing>
       </w:r>
     </w:p>
     <w:p>
@@ -191,6 +322,12 @@
     <w:p>
       <w:pPr>
         <w:spacing w:after="160" w:line="276" w:lineRule="auto"/>
+        <w:rPr>
+          <w:rFonts w:ascii="Calibri" w:eastAsia="Calibri" w:hAnsi="Calibri" w:cs="Calibri"/>
+          <w:sz w:val="22"/>
+          <w:szCs w:val="22"/>
+          <w:lang w:val="en-US"/>
+        </w:rPr>
       </w:pPr>
       <w:r>
         <w:rPr>
@@ -203,88 +340,176 @@
     </w:p>
     <w:p>
       <w:pPr>
-        <w:pBdr>
-          <w:top w:val="single" w:sz="6" w:space="0" w:color="999999"/>
-          <w:left w:val="single" w:sz="6" w:space="0" w:color="999999"/>
-          <w:bottom w:val="single" w:sz="6" w:space="0" w:color="999999"/>
-          <w:right w:val="single" w:sz="6" w:space="0" w:color="999999"/>
-        </w:pBdr>
-        <w:shd w:val="clear" w:color="auto" w:fill="F2F2F2"/>
-        <w:spacing w:before="120" w:after="200" w:line="276" w:lineRule="auto"/>
-      </w:pPr>
-      <w:r>
-        <w:rPr>
-          <w:rFonts w:ascii="Calibri" w:eastAsia="Calibri" w:hAnsi="Calibri" w:cs="Calibri"/>
-          <w:i/>
-          <w:iCs/>
-          <w:color w:val="555555"/>
-        </w:rPr>
-        <w:t>[ Insert Screenshot: terminal output of statistical_analysis.py showing confidence intervals and H1/H2/H3 results ]</w:t>
+        <w:spacing w:after="160" w:line="276" w:lineRule="auto"/>
+        <w:rPr>
+          <w:lang w:val="en-US"/>
+        </w:rPr>
+      </w:pPr>
+      <w:r>
+        <w:rPr>
+          <w:noProof/>
+        </w:rPr>
+        <w:drawing>
+          <wp:inline distT="0" distB="0" distL="0" distR="0" wp14:anchorId="53429474" wp14:editId="2E463B1C">
+            <wp:extent cx="6400800" cy="3600450"/>
+            <wp:effectExtent l="0" t="0" r="0" b="0"/>
+            <wp:docPr id="1919610823" name="Picture 1"/>
+            <wp:cNvGraphicFramePr>
+              <a:graphicFrameLocks xmlns:a="http://schemas.openxmlformats.org/drawingml/2006/main" noChangeAspect="1"/>
+            </wp:cNvGraphicFramePr>
+            <a:graphic xmlns:a="http://schemas.openxmlformats.org/drawingml/2006/main">
+              <a:graphicData uri="http://schemas.openxmlformats.org/drawingml/2006/picture">
+                <pic:pic xmlns:pic="http://schemas.openxmlformats.org/drawingml/2006/picture">
+                  <pic:nvPicPr>
+                    <pic:cNvPr id="1919610823" name=""/>
+                    <pic:cNvPicPr/>
+                  </pic:nvPicPr>
+                  <pic:blipFill>
+                    <a:blip r:embed="rId8"/>
+                    <a:stretch>
+                      <a:fillRect/>
+                    </a:stretch>
+                  </pic:blipFill>
+                  <pic:spPr>
+                    <a:xfrm>
+                      <a:off x="0" y="0"/>
+                      <a:ext cx="6400800" cy="3600450"/>
+                    </a:xfrm>
+                    <a:prstGeom prst="rect">
+                      <a:avLst/>
+                    </a:prstGeom>
+                  </pic:spPr>
+                </pic:pic>
+              </a:graphicData>
+            </a:graphic>
+          </wp:inline>
+        </w:drawing>
       </w:r>
     </w:p>
     <w:p>
       <w:pPr>
         <w:pStyle w:val="Heading2"/>
         <w:spacing w:before="200" w:after="100"/>
-      </w:pPr>
-      <w:r>
         <w:rPr>
           <w:rFonts w:ascii="Calibri" w:eastAsia="Calibri" w:hAnsi="Calibri" w:cs="Calibri"/>
           <w:b/>
           <w:bCs/>
           <w:sz w:val="23"/>
           <w:szCs w:val="23"/>
-        </w:rPr>
-        <w:t>3.3 Correlation and Regression</w:t>
-      </w:r>
-    </w:p>
-    <w:p>
-      <w:pPr>
-        <w:spacing w:after="160" w:line="276" w:lineRule="auto"/>
-      </w:pPr>
-      <w:r>
-        <w:rPr>
-          <w:rFonts w:ascii="Calibri" w:eastAsia="Calibri" w:hAnsi="Calibri" w:cs="Calibri"/>
-          <w:sz w:val="22"/>
-          <w:szCs w:val="22"/>
-        </w:rPr>
-        <w:lastRenderedPageBreak/>
-        <w:t>Pearson correlation was computed between prompt difficulty and score, and between response latency and score, for each provider. A simple linear regression was fitted predicting total score from difficulty tier.</w:t>
-      </w:r>
-    </w:p>
-    <w:p>
-      <w:pPr>
-        <w:pBdr>
-          <w:top w:val="single" w:sz="6" w:space="0" w:color="999999"/>
-          <w:left w:val="single" w:sz="6" w:space="0" w:color="999999"/>
-          <w:bottom w:val="single" w:sz="6" w:space="0" w:color="999999"/>
-          <w:right w:val="single" w:sz="6" w:space="0" w:color="999999"/>
-        </w:pBdr>
-        <w:shd w:val="clear" w:color="auto" w:fill="F2F2F2"/>
-        <w:spacing w:before="120" w:after="200" w:line="276" w:lineRule="auto"/>
-      </w:pPr>
-      <w:r>
-        <w:rPr>
-          <w:rFonts w:ascii="Calibri" w:eastAsia="Calibri" w:hAnsi="Calibri" w:cs="Calibri"/>
-          <w:i/>
-          <w:iCs/>
-          <w:color w:val="555555"/>
-        </w:rPr>
-        <w:t>[ Insert Screenshot: terminal output showing correlation and regression results ]</w:t>
-      </w:r>
+          <w:lang w:val="en-US"/>
+        </w:rPr>
+      </w:pPr>
     </w:p>
     <w:p>
       <w:pPr>
         <w:pStyle w:val="Heading2"/>
         <w:spacing w:before="200" w:after="100"/>
-      </w:pPr>
-      <w:r>
         <w:rPr>
           <w:rFonts w:ascii="Calibri" w:eastAsia="Calibri" w:hAnsi="Calibri" w:cs="Calibri"/>
           <w:b/>
           <w:bCs/>
           <w:sz w:val="23"/>
           <w:szCs w:val="23"/>
+          <w:lang w:val="en-US"/>
+        </w:rPr>
+      </w:pPr>
+    </w:p>
+    <w:p>
+      <w:pPr>
+        <w:pStyle w:val="Heading2"/>
+        <w:spacing w:before="200" w:after="100"/>
+      </w:pPr>
+      <w:r>
+        <w:rPr>
+          <w:rFonts w:ascii="Calibri" w:eastAsia="Calibri" w:hAnsi="Calibri" w:cs="Calibri"/>
+          <w:b/>
+          <w:bCs/>
+          <w:sz w:val="23"/>
+          <w:szCs w:val="23"/>
+        </w:rPr>
+        <w:lastRenderedPageBreak/>
+        <w:t>3.3 Correlation and Regression</w:t>
+      </w:r>
+    </w:p>
+    <w:p>
+      <w:pPr>
+        <w:spacing w:after="160" w:line="276" w:lineRule="auto"/>
+        <w:rPr>
+          <w:rFonts w:ascii="Calibri" w:eastAsia="Calibri" w:hAnsi="Calibri" w:cs="Calibri"/>
+          <w:sz w:val="22"/>
+          <w:szCs w:val="22"/>
+          <w:lang w:val="en-US"/>
+        </w:rPr>
+      </w:pPr>
+      <w:r>
+        <w:rPr>
+          <w:rFonts w:ascii="Calibri" w:eastAsia="Calibri" w:hAnsi="Calibri" w:cs="Calibri"/>
+          <w:sz w:val="22"/>
+          <w:szCs w:val="22"/>
+        </w:rPr>
+        <w:t>Pearson correlation was computed between prompt difficulty and score, and between response latency and score, for each provider. A simple linear regression was fitted predicting total score from difficulty tier.</w:t>
+      </w:r>
+    </w:p>
+    <w:p>
+      <w:pPr>
+        <w:spacing w:after="160" w:line="276" w:lineRule="auto"/>
+        <w:rPr>
+          <w:lang w:val="en-US"/>
+        </w:rPr>
+      </w:pPr>
+      <w:r>
+        <w:rPr>
+          <w:noProof/>
+        </w:rPr>
+        <w:drawing>
+          <wp:inline distT="0" distB="0" distL="0" distR="0" wp14:anchorId="66FBCAED" wp14:editId="291309B0">
+            <wp:extent cx="6400800" cy="3324225"/>
+            <wp:effectExtent l="0" t="0" r="0" b="9525"/>
+            <wp:docPr id="1353312075" name="Picture 1"/>
+            <wp:cNvGraphicFramePr>
+              <a:graphicFrameLocks xmlns:a="http://schemas.openxmlformats.org/drawingml/2006/main" noChangeAspect="1"/>
+            </wp:cNvGraphicFramePr>
+            <a:graphic xmlns:a="http://schemas.openxmlformats.org/drawingml/2006/main">
+              <a:graphicData uri="http://schemas.openxmlformats.org/drawingml/2006/picture">
+                <pic:pic xmlns:pic="http://schemas.openxmlformats.org/drawingml/2006/picture">
+                  <pic:nvPicPr>
+                    <pic:cNvPr id="1353312075" name=""/>
+                    <pic:cNvPicPr/>
+                  </pic:nvPicPr>
+                  <pic:blipFill>
+                    <a:blip r:embed="rId9"/>
+                    <a:stretch>
+                      <a:fillRect/>
+                    </a:stretch>
+                  </pic:blipFill>
+                  <pic:spPr>
+                    <a:xfrm>
+                      <a:off x="0" y="0"/>
+                      <a:ext cx="6401401" cy="3324537"/>
+                    </a:xfrm>
+                    <a:prstGeom prst="rect">
+                      <a:avLst/>
+                    </a:prstGeom>
+                  </pic:spPr>
+                </pic:pic>
+              </a:graphicData>
+            </a:graphic>
+          </wp:inline>
+        </w:drawing>
+      </w:r>
+    </w:p>
+    <w:p>
+      <w:pPr>
+        <w:pStyle w:val="Heading2"/>
+        <w:spacing w:before="200" w:after="100"/>
+      </w:pPr>
+      <w:r>
+        <w:rPr>
+          <w:rFonts w:ascii="Calibri" w:eastAsia="Calibri" w:hAnsi="Calibri" w:cs="Calibri"/>
+          <w:b/>
+          <w:bCs/>
+          <w:sz w:val="23"/>
+          <w:szCs w:val="23"/>
         </w:rPr>
         <w:t>3.4 Consolidated Reporting</w:t>
       </w:r>
@@ -292,6 +517,12 @@
     <w:p>
       <w:pPr>
         <w:spacing w:after="160" w:line="276" w:lineRule="auto"/>
+        <w:rPr>
+          <w:rFonts w:ascii="Calibri" w:eastAsia="Calibri" w:hAnsi="Calibri" w:cs="Calibri"/>
+          <w:sz w:val="22"/>
+          <w:szCs w:val="22"/>
+          <w:lang w:val="en-US"/>
+        </w:rPr>
       </w:pPr>
       <w:r>
         <w:rPr>
@@ -304,38 +535,94 @@
     </w:p>
     <w:p>
       <w:pPr>
-        <w:pBdr>
-          <w:top w:val="single" w:sz="6" w:space="0" w:color="999999"/>
-          <w:left w:val="single" w:sz="6" w:space="0" w:color="999999"/>
-          <w:bottom w:val="single" w:sz="6" w:space="0" w:color="999999"/>
-          <w:right w:val="single" w:sz="6" w:space="0" w:color="999999"/>
-        </w:pBdr>
-        <w:shd w:val="clear" w:color="auto" w:fill="F2F2F2"/>
-        <w:spacing w:before="120" w:after="200" w:line="276" w:lineRule="auto"/>
-      </w:pPr>
-      <w:r>
-        <w:rPr>
-          <w:rFonts w:ascii="Calibri" w:eastAsia="Calibri" w:hAnsi="Calibri" w:cs="Calibri"/>
-          <w:i/>
-          <w:iCs/>
-          <w:color w:val="555555"/>
-        </w:rPr>
-        <w:t>[ Insert Screenshot: Week7_Statistical_Report.docx showing the generated tables ]</w:t>
+        <w:spacing w:after="160" w:line="276" w:lineRule="auto"/>
+        <w:rPr>
+          <w:lang w:val="en-US"/>
+        </w:rPr>
+      </w:pPr>
+      <w:r>
+        <w:rPr>
+          <w:noProof/>
+        </w:rPr>
+        <w:drawing>
+          <wp:inline distT="0" distB="0" distL="0" distR="0" wp14:anchorId="7E2F1A42" wp14:editId="29F7F097">
+            <wp:extent cx="6400800" cy="2709862"/>
+            <wp:effectExtent l="0" t="0" r="0" b="0"/>
+            <wp:docPr id="378476255" name="Picture 1"/>
+            <wp:cNvGraphicFramePr>
+              <a:graphicFrameLocks xmlns:a="http://schemas.openxmlformats.org/drawingml/2006/main" noChangeAspect="1"/>
+            </wp:cNvGraphicFramePr>
+            <a:graphic xmlns:a="http://schemas.openxmlformats.org/drawingml/2006/main">
+              <a:graphicData uri="http://schemas.openxmlformats.org/drawingml/2006/picture">
+                <pic:pic xmlns:pic="http://schemas.openxmlformats.org/drawingml/2006/picture">
+                  <pic:nvPicPr>
+                    <pic:cNvPr id="378476255" name=""/>
+                    <pic:cNvPicPr/>
+                  </pic:nvPicPr>
+                  <pic:blipFill>
+                    <a:blip r:embed="rId10"/>
+                    <a:stretch>
+                      <a:fillRect/>
+                    </a:stretch>
+                  </pic:blipFill>
+                  <pic:spPr>
+                    <a:xfrm>
+                      <a:off x="0" y="0"/>
+                      <a:ext cx="6403648" cy="2711068"/>
+                    </a:xfrm>
+                    <a:prstGeom prst="rect">
+                      <a:avLst/>
+                    </a:prstGeom>
+                  </pic:spPr>
+                </pic:pic>
+              </a:graphicData>
+            </a:graphic>
+          </wp:inline>
+        </w:drawing>
       </w:r>
     </w:p>
     <w:p>
       <w:pPr>
         <w:pStyle w:val="Heading1"/>
         <w:spacing w:before="280" w:after="140"/>
-      </w:pPr>
-      <w:r>
         <w:rPr>
           <w:rFonts w:ascii="Calibri" w:eastAsia="Calibri" w:hAnsi="Calibri" w:cs="Calibri"/>
           <w:b/>
           <w:bCs/>
           <w:sz w:val="26"/>
           <w:szCs w:val="26"/>
-        </w:rPr>
+          <w:lang w:val="en-US"/>
+        </w:rPr>
+      </w:pPr>
+    </w:p>
+    <w:p>
+      <w:pPr>
+        <w:pStyle w:val="Heading1"/>
+        <w:spacing w:before="280" w:after="140"/>
+        <w:rPr>
+          <w:rFonts w:ascii="Calibri" w:eastAsia="Calibri" w:hAnsi="Calibri" w:cs="Calibri"/>
+          <w:b/>
+          <w:bCs/>
+          <w:sz w:val="26"/>
+          <w:szCs w:val="26"/>
+          <w:lang w:val="en-US"/>
+        </w:rPr>
+      </w:pPr>
+    </w:p>
+    <w:p>
+      <w:pPr>
+        <w:pStyle w:val="Heading1"/>
+        <w:spacing w:before="280" w:after="140"/>
+      </w:pPr>
+      <w:r>
+        <w:rPr>
+          <w:rFonts w:ascii="Calibri" w:eastAsia="Calibri" w:hAnsi="Calibri" w:cs="Calibri"/>
+          <w:b/>
+          <w:bCs/>
+          <w:sz w:val="26"/>
+          <w:szCs w:val="26"/>
+        </w:rPr>
+        <w:lastRenderedPageBreak/>
         <w:t>4. Results</w:t>
       </w:r>
     </w:p>
@@ -382,7 +669,7 @@
                     <pic:cNvPicPr/>
                   </pic:nvPicPr>
                   <pic:blipFill>
-                    <a:blip r:embed="rId5"/>
+                    <a:blip r:embed="rId11"/>
                     <a:stretch>
                       <a:fillRect/>
                     </a:stretch>
@@ -471,7 +758,7 @@
                     <pic:cNvPicPr/>
                   </pic:nvPicPr>
                   <pic:blipFill>
-                    <a:blip r:embed="rId6"/>
+                    <a:blip r:embed="rId12"/>
                     <a:stretch>
                       <a:fillRect/>
                     </a:stretch>
@@ -526,9 +813,106 @@
           <w:sz w:val="22"/>
           <w:szCs w:val="22"/>
         </w:rPr>
-        <w:lastRenderedPageBreak/>
         <w:t>Correlation and regression analysis completed relating prompt difficulty and latency to score.</w:t>
       </w:r>
+    </w:p>
+    <w:p>
+      <w:pPr>
+        <w:pStyle w:val="ListParagraph"/>
+        <w:spacing w:after="100" w:line="276" w:lineRule="auto"/>
+        <w:ind w:left="720"/>
+        <w:rPr>
+          <w:rFonts w:ascii="Calibri" w:eastAsia="Calibri" w:hAnsi="Calibri" w:cs="Calibri"/>
+          <w:sz w:val="22"/>
+          <w:szCs w:val="22"/>
+          <w:lang w:val="en-US"/>
+        </w:rPr>
+      </w:pPr>
+    </w:p>
+    <w:p>
+      <w:pPr>
+        <w:pStyle w:val="ListParagraph"/>
+        <w:spacing w:after="100" w:line="276" w:lineRule="auto"/>
+        <w:ind w:left="720"/>
+        <w:rPr>
+          <w:rFonts w:ascii="Calibri" w:eastAsia="Calibri" w:hAnsi="Calibri" w:cs="Calibri"/>
+          <w:sz w:val="22"/>
+          <w:szCs w:val="22"/>
+          <w:lang w:val="en-US"/>
+        </w:rPr>
+      </w:pPr>
+    </w:p>
+    <w:p>
+      <w:pPr>
+        <w:pStyle w:val="ListParagraph"/>
+        <w:spacing w:after="100" w:line="276" w:lineRule="auto"/>
+        <w:ind w:left="720"/>
+        <w:rPr>
+          <w:rFonts w:ascii="Calibri" w:eastAsia="Calibri" w:hAnsi="Calibri" w:cs="Calibri"/>
+          <w:sz w:val="22"/>
+          <w:szCs w:val="22"/>
+          <w:lang w:val="en-US"/>
+        </w:rPr>
+      </w:pPr>
+    </w:p>
+    <w:p>
+      <w:pPr>
+        <w:pStyle w:val="ListParagraph"/>
+        <w:spacing w:after="100" w:line="276" w:lineRule="auto"/>
+        <w:ind w:left="720"/>
+        <w:rPr>
+          <w:rFonts w:ascii="Calibri" w:eastAsia="Calibri" w:hAnsi="Calibri" w:cs="Calibri"/>
+          <w:sz w:val="22"/>
+          <w:szCs w:val="22"/>
+          <w:lang w:val="en-US"/>
+        </w:rPr>
+      </w:pPr>
+    </w:p>
+    <w:p>
+      <w:pPr>
+        <w:pStyle w:val="ListParagraph"/>
+        <w:spacing w:after="100" w:line="276" w:lineRule="auto"/>
+        <w:ind w:left="720"/>
+        <w:rPr>
+          <w:rFonts w:ascii="Calibri" w:eastAsia="Calibri" w:hAnsi="Calibri" w:cs="Calibri"/>
+          <w:sz w:val="22"/>
+          <w:szCs w:val="22"/>
+          <w:lang w:val="en-US"/>
+        </w:rPr>
+      </w:pPr>
+    </w:p>
+    <w:p>
+      <w:pPr>
+        <w:pStyle w:val="ListParagraph"/>
+        <w:spacing w:after="100" w:line="276" w:lineRule="auto"/>
+        <w:ind w:left="720"/>
+        <w:rPr>
+          <w:rFonts w:ascii="Calibri" w:eastAsia="Calibri" w:hAnsi="Calibri" w:cs="Calibri"/>
+          <w:sz w:val="22"/>
+          <w:szCs w:val="22"/>
+          <w:lang w:val="en-US"/>
+        </w:rPr>
+      </w:pPr>
+    </w:p>
+    <w:p>
+      <w:pPr>
+        <w:pStyle w:val="ListParagraph"/>
+        <w:spacing w:after="100" w:line="276" w:lineRule="auto"/>
+        <w:ind w:left="720"/>
+        <w:rPr>
+          <w:rFonts w:ascii="Calibri" w:eastAsia="Calibri" w:hAnsi="Calibri" w:cs="Calibri"/>
+          <w:sz w:val="22"/>
+          <w:szCs w:val="22"/>
+          <w:lang w:val="en-US"/>
+        </w:rPr>
+      </w:pPr>
+    </w:p>
+    <w:p>
+      <w:pPr>
+        <w:pStyle w:val="ListParagraph"/>
+        <w:spacing w:after="100" w:line="276" w:lineRule="auto"/>
+        <w:ind w:left="720"/>
+      </w:pPr>
     </w:p>
     <w:p>
       <w:pPr>
@@ -545,6 +929,7 @@
           <w:sz w:val="22"/>
           <w:szCs w:val="22"/>
         </w:rPr>
+        <w:lastRenderedPageBreak/>
         <w:t>Week 6's inter-rater agreement results consolidated into the same statistical report.</w:t>
       </w:r>
     </w:p>
@@ -571,7 +956,7 @@
                     <pic:cNvPicPr/>
                   </pic:nvPicPr>
                   <pic:blipFill>
-                    <a:blip r:embed="rId7"/>
+                    <a:blip r:embed="rId13"/>
                     <a:stretch>
                       <a:fillRect/>
                     </a:stretch>
